--- a/samples/fixtures/fixture-req1-realtest-input.docx
+++ b/samples/fixtures/fixture-req1-realtest-input.docx
@@ -837,8 +837,17 @@
             <w:tcW w:w="4508" w:type="dxa"/>
           </w:tcPr>
           <w:p>
-            <w:r>
-              <w:t xml:space="preserve">Articles 2-5 of the GDPR and Articles 5, 7, and 9 of the National Law</w:t>
+            <w:pPr>
+              <w:rPr>
+                <w:lang w:val="en-US"/>
+              </w:rPr>
+            </w:pPr>
+            <w:r>
+              <w:rPr>
+                <w:color w:val="156082" w:themeColor="accent1"/>
+                <w:lang w:val="en-US"/>
+              </w:rPr>
+              <w:t xml:space="preserve">Not applicable. </w:t>
             </w:r>
           </w:p>
         </w:tc>
@@ -1080,7 +1089,7 @@
           </w:tcPr>
           <w:p>
             <w:r>
-              <w:t xml:space="preserve">Section 12 of the National Law</w:t>
+              <w:t xml:space="preserve">Articles 2-5 of the GDPR and Articles 5, 7, and 9 of the National Law</w:t>
             </w:r>
           </w:p>
         </w:tc>
@@ -1250,17 +1259,8 @@
             <w:tcW w:w="4508" w:type="dxa"/>
           </w:tcPr>
           <w:p>
-            <w:pPr>
-              <w:rPr>
-                <w:lang w:val="en-US"/>
-              </w:rPr>
-            </w:pPr>
-            <w:r>
-              <w:rPr>
-                <w:color w:val="156082" w:themeColor="accent1"/>
-                <w:lang w:val="en-US"/>
-              </w:rPr>
-              <w:t>Not applicable.</w:t>
+            <w:r>
+              <w:t xml:space="preserve">Section 12 of the National Law</w:t>
             </w:r>
           </w:p>
         </w:tc>
